--- a/6-过程管理/流程制度规范类文件/HFSJ-ITSS-0606-运维服务变更管理制度.docx
+++ b/6-过程管理/流程制度规范类文件/HFSJ-ITSS-0606-运维服务变更管理制度.docx
@@ -10799,7 +10799,7 @@
                 <w:szCs w:val="22"/>
                 <w:lang w:val="en-US" w:eastAsia="zh-CN"/>
               </w:rPr>
-              <w:t>产品产品质量部经理</w:t>
+              <w:t>产品质量部经理</w:t>
             </w:r>
           </w:p>
         </w:tc>
@@ -11433,7 +11433,7 @@
         <w:textAlignment w:val="baseline"/>
       </w:pPr>
       <w:r>
-        <w:t>人员组成通常包括运维部经理、研发部经理、产品产品质量部经理、客户代表等。</w:t>
+        <w:t>人员组成通常包括运维部经理、研发部经理、产品质量部经理、客户代表等。</w:t>
       </w:r>
     </w:p>
     <w:p>
@@ -13472,7 +13472,7 @@
         <w:textAlignment w:val="baseline"/>
       </w:pPr>
       <w:r>
-        <w:t>变更负责人召集评估委员会，对变更的方案和计划进行评估，包括变更实施的成本、风险、预期效果、可预见问题等。评估委员会成员通常包括运维部经理、研发部经理、产品产品质量部经理、业务骨干、供应商、客户代表。评估后形成会议纪要。</w:t>
+        <w:t>变更负责人召集评估委员会，对变更的方案和计划进行评估，包括变更实施的成本、风险、预期效果、可预见问题等。评估委员会成员通常包括运维部经理、研发部经理、产品质量部经理、业务骨干、供应商、客户代表。评估后形成会议纪要。</w:t>
       </w:r>
     </w:p>
     <w:p>
